--- a/propuesta-actualizacion-diplomado-UNAM-FI.docx
+++ b/propuesta-actualizacion-diplomado-UNAM-FI.docx
@@ -323,12 +323,6 @@
         <w:gridCol w:w="2520"/>
       </w:tblGrid>
       <w:tr>
-        <w:tblPrEx>
-          <w:tblCellMar>
-            <w:top w:w="0" w:type="dxa"/>
-            <w:bottom w:w="0" w:type="dxa"/>
-          </w:tblCellMar>
-        </w:tblPrEx>
         <w:trPr>
           <w:jc w:val="center"/>
         </w:trPr>
@@ -3017,12 +3011,6 @@
         <w:gridCol w:w="1800"/>
       </w:tblGrid>
       <w:tr>
-        <w:tblPrEx>
-          <w:tblCellMar>
-            <w:top w:w="0" w:type="dxa"/>
-            <w:bottom w:w="0" w:type="dxa"/>
-          </w:tblCellMar>
-        </w:tblPrEx>
         <w:trPr>
           <w:tblHeader/>
         </w:trPr>
@@ -3086,12 +3074,6 @@
         </w:tc>
       </w:tr>
       <w:tr>
-        <w:tblPrEx>
-          <w:tblCellMar>
-            <w:top w:w="0" w:type="dxa"/>
-            <w:bottom w:w="0" w:type="dxa"/>
-          </w:tblCellMar>
-        </w:tblPrEx>
         <w:tc>
           <w:tcPr>
             <w:tcW w:w="7560" w:type="dxa"/>
@@ -3170,12 +3152,6 @@
         </w:tc>
       </w:tr>
       <w:tr>
-        <w:tblPrEx>
-          <w:tblCellMar>
-            <w:top w:w="0" w:type="dxa"/>
-            <w:bottom w:w="0" w:type="dxa"/>
-          </w:tblCellMar>
-        </w:tblPrEx>
         <w:tc>
           <w:tcPr>
             <w:tcW w:w="7560" w:type="dxa"/>
@@ -3232,12 +3208,6 @@
         </w:tc>
       </w:tr>
       <w:tr>
-        <w:tblPrEx>
-          <w:tblCellMar>
-            <w:top w:w="0" w:type="dxa"/>
-            <w:bottom w:w="0" w:type="dxa"/>
-          </w:tblCellMar>
-        </w:tblPrEx>
         <w:tc>
           <w:tcPr>
             <w:tcW w:w="7560" w:type="dxa"/>
@@ -3308,12 +3278,6 @@
         </w:tc>
       </w:tr>
       <w:tr>
-        <w:tblPrEx>
-          <w:tblCellMar>
-            <w:top w:w="0" w:type="dxa"/>
-            <w:bottom w:w="0" w:type="dxa"/>
-          </w:tblCellMar>
-        </w:tblPrEx>
         <w:tc>
           <w:tcPr>
             <w:tcW w:w="7560" w:type="dxa"/>
@@ -3993,12 +3957,6 @@
         <w:gridCol w:w="3480"/>
       </w:tblGrid>
       <w:tr>
-        <w:tblPrEx>
-          <w:tblCellMar>
-            <w:top w:w="0" w:type="dxa"/>
-            <w:bottom w:w="0" w:type="dxa"/>
-          </w:tblCellMar>
-        </w:tblPrEx>
         <w:trPr>
           <w:tblHeader/>
         </w:trPr>
@@ -4139,12 +4097,6 @@
         </w:tc>
       </w:tr>
       <w:tr>
-        <w:tblPrEx>
-          <w:tblCellMar>
-            <w:top w:w="0" w:type="dxa"/>
-            <w:bottom w:w="0" w:type="dxa"/>
-          </w:tblCellMar>
-        </w:tblPrEx>
         <w:tc>
           <w:tcPr>
             <w:tcW w:w="2800" w:type="dxa"/>
@@ -4274,12 +4226,6 @@
         </w:tc>
       </w:tr>
       <w:tr>
-        <w:tblPrEx>
-          <w:tblCellMar>
-            <w:top w:w="0" w:type="dxa"/>
-            <w:bottom w:w="0" w:type="dxa"/>
-          </w:tblCellMar>
-        </w:tblPrEx>
         <w:tc>
           <w:tcPr>
             <w:tcW w:w="2800" w:type="dxa"/>
@@ -4401,12 +4347,6 @@
         </w:tc>
       </w:tr>
       <w:tr>
-        <w:tblPrEx>
-          <w:tblCellMar>
-            <w:top w:w="0" w:type="dxa"/>
-            <w:bottom w:w="0" w:type="dxa"/>
-          </w:tblCellMar>
-        </w:tblPrEx>
         <w:tc>
           <w:tcPr>
             <w:tcW w:w="2800" w:type="dxa"/>
@@ -4535,12 +4475,6 @@
         </w:tc>
       </w:tr>
       <w:tr>
-        <w:tblPrEx>
-          <w:tblCellMar>
-            <w:top w:w="0" w:type="dxa"/>
-            <w:bottom w:w="0" w:type="dxa"/>
-          </w:tblCellMar>
-        </w:tblPrEx>
         <w:tc>
           <w:tcPr>
             <w:tcW w:w="2800" w:type="dxa"/>
@@ -4655,12 +4589,6 @@
         </w:tc>
       </w:tr>
       <w:tr>
-        <w:tblPrEx>
-          <w:tblCellMar>
-            <w:top w:w="0" w:type="dxa"/>
-            <w:bottom w:w="0" w:type="dxa"/>
-          </w:tblCellMar>
-        </w:tblPrEx>
         <w:tc>
           <w:tcPr>
             <w:tcW w:w="2800" w:type="dxa"/>
@@ -4774,12 +4702,6 @@
         </w:tc>
       </w:tr>
       <w:tr>
-        <w:tblPrEx>
-          <w:tblCellMar>
-            <w:top w:w="0" w:type="dxa"/>
-            <w:bottom w:w="0" w:type="dxa"/>
-          </w:tblCellMar>
-        </w:tblPrEx>
         <w:tc>
           <w:tcPr>
             <w:tcW w:w="2800" w:type="dxa"/>
@@ -5861,12 +5783,6 @@
         <w:gridCol w:w="1792"/>
       </w:tblGrid>
       <w:tr>
-        <w:tblPrEx>
-          <w:tblCellMar>
-            <w:top w:w="0" w:type="dxa"/>
-            <w:bottom w:w="0" w:type="dxa"/>
-          </w:tblCellMar>
-        </w:tblPrEx>
         <w:trPr>
           <w:tblHeader/>
         </w:trPr>
@@ -5990,12 +5906,6 @@
         </w:tc>
       </w:tr>
       <w:tr>
-        <w:tblPrEx>
-          <w:tblCellMar>
-            <w:top w:w="0" w:type="dxa"/>
-            <w:bottom w:w="0" w:type="dxa"/>
-          </w:tblCellMar>
-        </w:tblPrEx>
         <w:tc>
           <w:tcPr>
             <w:tcW w:w="685" w:type="dxa"/>
@@ -6116,12 +6026,6 @@
         </w:tc>
       </w:tr>
       <w:tr>
-        <w:tblPrEx>
-          <w:tblCellMar>
-            <w:top w:w="0" w:type="dxa"/>
-            <w:bottom w:w="0" w:type="dxa"/>
-          </w:tblCellMar>
-        </w:tblPrEx>
         <w:tc>
           <w:tcPr>
             <w:tcW w:w="685" w:type="dxa"/>
@@ -6274,12 +6178,6 @@
         </w:tc>
       </w:tr>
       <w:tr>
-        <w:tblPrEx>
-          <w:tblCellMar>
-            <w:top w:w="0" w:type="dxa"/>
-            <w:bottom w:w="0" w:type="dxa"/>
-          </w:tblCellMar>
-        </w:tblPrEx>
         <w:tc>
           <w:tcPr>
             <w:tcW w:w="685" w:type="dxa"/>
@@ -6398,12 +6296,6 @@
         </w:tc>
       </w:tr>
       <w:tr>
-        <w:tblPrEx>
-          <w:tblCellMar>
-            <w:top w:w="0" w:type="dxa"/>
-            <w:bottom w:w="0" w:type="dxa"/>
-          </w:tblCellMar>
-        </w:tblPrEx>
         <w:tc>
           <w:tcPr>
             <w:tcW w:w="685" w:type="dxa"/>
@@ -6536,12 +6428,6 @@
         </w:tc>
       </w:tr>
       <w:tr>
-        <w:tblPrEx>
-          <w:tblCellMar>
-            <w:top w:w="0" w:type="dxa"/>
-            <w:bottom w:w="0" w:type="dxa"/>
-          </w:tblCellMar>
-        </w:tblPrEx>
         <w:tc>
           <w:tcPr>
             <w:tcW w:w="685" w:type="dxa"/>
@@ -6662,12 +6548,6 @@
         </w:tc>
       </w:tr>
       <w:tr>
-        <w:tblPrEx>
-          <w:tblCellMar>
-            <w:top w:w="0" w:type="dxa"/>
-            <w:bottom w:w="0" w:type="dxa"/>
-          </w:tblCellMar>
-        </w:tblPrEx>
         <w:tc>
           <w:tcPr>
             <w:tcW w:w="685" w:type="dxa"/>
@@ -6806,12 +6686,6 @@
         </w:tc>
       </w:tr>
       <w:tr>
-        <w:tblPrEx>
-          <w:tblCellMar>
-            <w:top w:w="0" w:type="dxa"/>
-            <w:bottom w:w="0" w:type="dxa"/>
-          </w:tblCellMar>
-        </w:tblPrEx>
         <w:tc>
           <w:tcPr>
             <w:tcW w:w="685" w:type="dxa"/>
@@ -6953,12 +6827,6 @@
         </w:tc>
       </w:tr>
       <w:tr>
-        <w:tblPrEx>
-          <w:tblCellMar>
-            <w:top w:w="0" w:type="dxa"/>
-            <w:bottom w:w="0" w:type="dxa"/>
-          </w:tblCellMar>
-        </w:tblPrEx>
         <w:tc>
           <w:tcPr>
             <w:tcW w:w="685" w:type="dxa"/>
@@ -7079,12 +6947,6 @@
         </w:tc>
       </w:tr>
       <w:tr>
-        <w:tblPrEx>
-          <w:tblCellMar>
-            <w:top w:w="0" w:type="dxa"/>
-            <w:bottom w:w="0" w:type="dxa"/>
-          </w:tblCellMar>
-        </w:tblPrEx>
         <w:tc>
           <w:tcPr>
             <w:tcW w:w="685" w:type="dxa"/>
@@ -7319,12 +7181,6 @@
         <w:gridCol w:w="1162"/>
       </w:tblGrid>
       <w:tr>
-        <w:tblPrEx>
-          <w:tblCellMar>
-            <w:top w:w="0" w:type="dxa"/>
-            <w:bottom w:w="0" w:type="dxa"/>
-          </w:tblCellMar>
-        </w:tblPrEx>
         <w:trPr>
           <w:tblHeader/>
         </w:trPr>
@@ -7427,12 +7283,6 @@
         </w:tc>
       </w:tr>
       <w:tr>
-        <w:tblPrEx>
-          <w:tblCellMar>
-            <w:top w:w="0" w:type="dxa"/>
-            <w:bottom w:w="0" w:type="dxa"/>
-          </w:tblCellMar>
-        </w:tblPrEx>
         <w:tc>
           <w:tcPr>
             <w:tcW w:w="1200" w:type="dxa"/>
@@ -7530,12 +7380,6 @@
         </w:tc>
       </w:tr>
       <w:tr>
-        <w:tblPrEx>
-          <w:tblCellMar>
-            <w:top w:w="0" w:type="dxa"/>
-            <w:bottom w:w="0" w:type="dxa"/>
-          </w:tblCellMar>
-        </w:tblPrEx>
         <w:tc>
           <w:tcPr>
             <w:tcW w:w="1200" w:type="dxa"/>
@@ -7649,12 +7493,6 @@
         </w:tc>
       </w:tr>
       <w:tr>
-        <w:tblPrEx>
-          <w:tblCellMar>
-            <w:top w:w="0" w:type="dxa"/>
-            <w:bottom w:w="0" w:type="dxa"/>
-          </w:tblCellMar>
-        </w:tblPrEx>
         <w:tc>
           <w:tcPr>
             <w:tcW w:w="1200" w:type="dxa"/>
@@ -7796,12 +7634,6 @@
         </w:tc>
       </w:tr>
       <w:tr>
-        <w:tblPrEx>
-          <w:tblCellMar>
-            <w:top w:w="0" w:type="dxa"/>
-            <w:bottom w:w="0" w:type="dxa"/>
-          </w:tblCellMar>
-        </w:tblPrEx>
         <w:tc>
           <w:tcPr>
             <w:tcW w:w="1200" w:type="dxa"/>
@@ -7951,12 +7783,6 @@
         </w:tc>
       </w:tr>
       <w:tr>
-        <w:tblPrEx>
-          <w:tblCellMar>
-            <w:top w:w="0" w:type="dxa"/>
-            <w:bottom w:w="0" w:type="dxa"/>
-          </w:tblCellMar>
-        </w:tblPrEx>
         <w:tc>
           <w:tcPr>
             <w:tcW w:w="1200" w:type="dxa"/>
@@ -8084,12 +7910,6 @@
         </w:tc>
       </w:tr>
       <w:tr>
-        <w:tblPrEx>
-          <w:tblCellMar>
-            <w:top w:w="0" w:type="dxa"/>
-            <w:bottom w:w="0" w:type="dxa"/>
-          </w:tblCellMar>
-        </w:tblPrEx>
         <w:tc>
           <w:tcPr>
             <w:tcW w:w="1200" w:type="dxa"/>
@@ -8209,12 +8029,6 @@
         </w:tc>
       </w:tr>
       <w:tr>
-        <w:tblPrEx>
-          <w:tblCellMar>
-            <w:top w:w="0" w:type="dxa"/>
-            <w:bottom w:w="0" w:type="dxa"/>
-          </w:tblCellMar>
-        </w:tblPrEx>
         <w:tc>
           <w:tcPr>
             <w:tcW w:w="1200" w:type="dxa"/>
@@ -8326,12 +8140,6 @@
         </w:tc>
       </w:tr>
       <w:tr>
-        <w:tblPrEx>
-          <w:tblCellMar>
-            <w:top w:w="0" w:type="dxa"/>
-            <w:bottom w:w="0" w:type="dxa"/>
-          </w:tblCellMar>
-        </w:tblPrEx>
         <w:tc>
           <w:tcPr>
             <w:tcW w:w="1200" w:type="dxa"/>
@@ -8467,12 +8275,6 @@
         </w:tc>
       </w:tr>
       <w:tr>
-        <w:tblPrEx>
-          <w:tblCellMar>
-            <w:top w:w="0" w:type="dxa"/>
-            <w:bottom w:w="0" w:type="dxa"/>
-          </w:tblCellMar>
-        </w:tblPrEx>
         <w:tc>
           <w:tcPr>
             <w:tcW w:w="1200" w:type="dxa"/>
@@ -8817,12 +8619,6 @@
         <w:gridCol w:w="1164"/>
       </w:tblGrid>
       <w:tr>
-        <w:tblPrEx>
-          <w:tblCellMar>
-            <w:top w:w="0" w:type="dxa"/>
-            <w:bottom w:w="0" w:type="dxa"/>
-          </w:tblCellMar>
-        </w:tblPrEx>
         <w:trPr>
           <w:tblHeader/>
         </w:trPr>
@@ -8925,12 +8721,6 @@
         </w:tc>
       </w:tr>
       <w:tr>
-        <w:tblPrEx>
-          <w:tblCellMar>
-            <w:top w:w="0" w:type="dxa"/>
-            <w:bottom w:w="0" w:type="dxa"/>
-          </w:tblCellMar>
-        </w:tblPrEx>
         <w:tc>
           <w:tcPr>
             <w:tcW w:w="1200" w:type="dxa"/>
@@ -9028,12 +8818,6 @@
         </w:tc>
       </w:tr>
       <w:tr>
-        <w:tblPrEx>
-          <w:tblCellMar>
-            <w:top w:w="0" w:type="dxa"/>
-            <w:bottom w:w="0" w:type="dxa"/>
-          </w:tblCellMar>
-        </w:tblPrEx>
         <w:tc>
           <w:tcPr>
             <w:tcW w:w="1200" w:type="dxa"/>
@@ -9153,12 +8937,6 @@
         </w:tc>
       </w:tr>
       <w:tr>
-        <w:tblPrEx>
-          <w:tblCellMar>
-            <w:top w:w="0" w:type="dxa"/>
-            <w:bottom w:w="0" w:type="dxa"/>
-          </w:tblCellMar>
-        </w:tblPrEx>
         <w:tc>
           <w:tcPr>
             <w:tcW w:w="1200" w:type="dxa"/>
@@ -9286,12 +9064,6 @@
         </w:tc>
       </w:tr>
       <w:tr>
-        <w:tblPrEx>
-          <w:tblCellMar>
-            <w:top w:w="0" w:type="dxa"/>
-            <w:bottom w:w="0" w:type="dxa"/>
-          </w:tblCellMar>
-        </w:tblPrEx>
         <w:tc>
           <w:tcPr>
             <w:tcW w:w="1200" w:type="dxa"/>
@@ -9389,12 +9161,6 @@
         </w:tc>
       </w:tr>
       <w:tr>
-        <w:tblPrEx>
-          <w:tblCellMar>
-            <w:top w:w="0" w:type="dxa"/>
-            <w:bottom w:w="0" w:type="dxa"/>
-          </w:tblCellMar>
-        </w:tblPrEx>
         <w:tc>
           <w:tcPr>
             <w:tcW w:w="1200" w:type="dxa"/>
@@ -9494,12 +9260,6 @@
         </w:tc>
       </w:tr>
       <w:tr>
-        <w:tblPrEx>
-          <w:tblCellMar>
-            <w:top w:w="0" w:type="dxa"/>
-            <w:bottom w:w="0" w:type="dxa"/>
-          </w:tblCellMar>
-        </w:tblPrEx>
         <w:tc>
           <w:tcPr>
             <w:tcW w:w="1200" w:type="dxa"/>
@@ -9591,12 +9351,6 @@
         </w:tc>
       </w:tr>
       <w:tr>
-        <w:tblPrEx>
-          <w:tblCellMar>
-            <w:top w:w="0" w:type="dxa"/>
-            <w:bottom w:w="0" w:type="dxa"/>
-          </w:tblCellMar>
-        </w:tblPrEx>
         <w:tc>
           <w:tcPr>
             <w:tcW w:w="1200" w:type="dxa"/>
@@ -9702,12 +9456,6 @@
         </w:tc>
       </w:tr>
       <w:tr>
-        <w:tblPrEx>
-          <w:tblCellMar>
-            <w:top w:w="0" w:type="dxa"/>
-            <w:bottom w:w="0" w:type="dxa"/>
-          </w:tblCellMar>
-        </w:tblPrEx>
         <w:tc>
           <w:tcPr>
             <w:tcW w:w="1200" w:type="dxa"/>
@@ -9799,12 +9547,6 @@
         </w:tc>
       </w:tr>
       <w:tr>
-        <w:tblPrEx>
-          <w:tblCellMar>
-            <w:top w:w="0" w:type="dxa"/>
-            <w:bottom w:w="0" w:type="dxa"/>
-          </w:tblCellMar>
-        </w:tblPrEx>
         <w:tc>
           <w:tcPr>
             <w:tcW w:w="1200" w:type="dxa"/>
@@ -10165,12 +9907,6 @@
         <w:gridCol w:w="1183"/>
       </w:tblGrid>
       <w:tr>
-        <w:tblPrEx>
-          <w:tblCellMar>
-            <w:top w:w="0" w:type="dxa"/>
-            <w:bottom w:w="0" w:type="dxa"/>
-          </w:tblCellMar>
-        </w:tblPrEx>
         <w:trPr>
           <w:tblHeader/>
         </w:trPr>
@@ -10273,12 +10009,6 @@
         </w:tc>
       </w:tr>
       <w:tr>
-        <w:tblPrEx>
-          <w:tblCellMar>
-            <w:top w:w="0" w:type="dxa"/>
-            <w:bottom w:w="0" w:type="dxa"/>
-          </w:tblCellMar>
-        </w:tblPrEx>
         <w:tc>
           <w:tcPr>
             <w:tcW w:w="1200" w:type="dxa"/>
@@ -10392,12 +10122,6 @@
         </w:tc>
       </w:tr>
       <w:tr>
-        <w:tblPrEx>
-          <w:tblCellMar>
-            <w:top w:w="0" w:type="dxa"/>
-            <w:bottom w:w="0" w:type="dxa"/>
-          </w:tblCellMar>
-        </w:tblPrEx>
         <w:tc>
           <w:tcPr>
             <w:tcW w:w="1200" w:type="dxa"/>
@@ -10503,12 +10227,6 @@
         </w:tc>
       </w:tr>
       <w:tr>
-        <w:tblPrEx>
-          <w:tblCellMar>
-            <w:top w:w="0" w:type="dxa"/>
-            <w:bottom w:w="0" w:type="dxa"/>
-          </w:tblCellMar>
-        </w:tblPrEx>
         <w:tc>
           <w:tcPr>
             <w:tcW w:w="1200" w:type="dxa"/>
@@ -10622,12 +10340,6 @@
         </w:tc>
       </w:tr>
       <w:tr>
-        <w:tblPrEx>
-          <w:tblCellMar>
-            <w:top w:w="0" w:type="dxa"/>
-            <w:bottom w:w="0" w:type="dxa"/>
-          </w:tblCellMar>
-        </w:tblPrEx>
         <w:tc>
           <w:tcPr>
             <w:tcW w:w="1200" w:type="dxa"/>
@@ -10734,12 +10446,6 @@
         </w:tc>
       </w:tr>
       <w:tr>
-        <w:tblPrEx>
-          <w:tblCellMar>
-            <w:top w:w="0" w:type="dxa"/>
-            <w:bottom w:w="0" w:type="dxa"/>
-          </w:tblCellMar>
-        </w:tblPrEx>
         <w:tc>
           <w:tcPr>
             <w:tcW w:w="1200" w:type="dxa"/>
@@ -10831,12 +10537,6 @@
         </w:tc>
       </w:tr>
       <w:tr>
-        <w:tblPrEx>
-          <w:tblCellMar>
-            <w:top w:w="0" w:type="dxa"/>
-            <w:bottom w:w="0" w:type="dxa"/>
-          </w:tblCellMar>
-        </w:tblPrEx>
         <w:tc>
           <w:tcPr>
             <w:tcW w:w="1200" w:type="dxa"/>
@@ -11055,12 +10755,6 @@
         <w:gridCol w:w="1164"/>
       </w:tblGrid>
       <w:tr>
-        <w:tblPrEx>
-          <w:tblCellMar>
-            <w:top w:w="0" w:type="dxa"/>
-            <w:bottom w:w="0" w:type="dxa"/>
-          </w:tblCellMar>
-        </w:tblPrEx>
         <w:trPr>
           <w:tblHeader/>
         </w:trPr>
@@ -11163,12 +10857,6 @@
         </w:tc>
       </w:tr>
       <w:tr>
-        <w:tblPrEx>
-          <w:tblCellMar>
-            <w:top w:w="0" w:type="dxa"/>
-            <w:bottom w:w="0" w:type="dxa"/>
-          </w:tblCellMar>
-        </w:tblPrEx>
         <w:tc>
           <w:tcPr>
             <w:tcW w:w="1200" w:type="dxa"/>
@@ -11268,12 +10956,6 @@
         </w:tc>
       </w:tr>
       <w:tr>
-        <w:tblPrEx>
-          <w:tblCellMar>
-            <w:top w:w="0" w:type="dxa"/>
-            <w:bottom w:w="0" w:type="dxa"/>
-          </w:tblCellMar>
-        </w:tblPrEx>
         <w:tc>
           <w:tcPr>
             <w:tcW w:w="1200" w:type="dxa"/>
@@ -11407,12 +11089,6 @@
         </w:tc>
       </w:tr>
       <w:tr>
-        <w:tblPrEx>
-          <w:tblCellMar>
-            <w:top w:w="0" w:type="dxa"/>
-            <w:bottom w:w="0" w:type="dxa"/>
-          </w:tblCellMar>
-        </w:tblPrEx>
         <w:tc>
           <w:tcPr>
             <w:tcW w:w="1200" w:type="dxa"/>
@@ -11554,12 +11230,6 @@
         </w:tc>
       </w:tr>
       <w:tr>
-        <w:tblPrEx>
-          <w:tblCellMar>
-            <w:top w:w="0" w:type="dxa"/>
-            <w:bottom w:w="0" w:type="dxa"/>
-          </w:tblCellMar>
-        </w:tblPrEx>
         <w:tc>
           <w:tcPr>
             <w:tcW w:w="1200" w:type="dxa"/>
@@ -11657,12 +11327,6 @@
         </w:tc>
       </w:tr>
       <w:tr>
-        <w:tblPrEx>
-          <w:tblCellMar>
-            <w:top w:w="0" w:type="dxa"/>
-            <w:bottom w:w="0" w:type="dxa"/>
-          </w:tblCellMar>
-        </w:tblPrEx>
         <w:tc>
           <w:tcPr>
             <w:tcW w:w="1200" w:type="dxa"/>
@@ -11760,12 +11424,6 @@
         </w:tc>
       </w:tr>
       <w:tr>
-        <w:tblPrEx>
-          <w:tblCellMar>
-            <w:top w:w="0" w:type="dxa"/>
-            <w:bottom w:w="0" w:type="dxa"/>
-          </w:tblCellMar>
-        </w:tblPrEx>
         <w:tc>
           <w:tcPr>
             <w:tcW w:w="1200" w:type="dxa"/>
@@ -11873,12 +11531,6 @@
         </w:tc>
       </w:tr>
       <w:tr>
-        <w:tblPrEx>
-          <w:tblCellMar>
-            <w:top w:w="0" w:type="dxa"/>
-            <w:bottom w:w="0" w:type="dxa"/>
-          </w:tblCellMar>
-        </w:tblPrEx>
         <w:tc>
           <w:tcPr>
             <w:tcW w:w="1200" w:type="dxa"/>
@@ -11970,12 +11622,6 @@
         </w:tc>
       </w:tr>
       <w:tr>
-        <w:tblPrEx>
-          <w:tblCellMar>
-            <w:top w:w="0" w:type="dxa"/>
-            <w:bottom w:w="0" w:type="dxa"/>
-          </w:tblCellMar>
-        </w:tblPrEx>
         <w:tc>
           <w:tcPr>
             <w:tcW w:w="1200" w:type="dxa"/>
@@ -12059,12 +11705,6 @@
         </w:tc>
       </w:tr>
       <w:tr>
-        <w:tblPrEx>
-          <w:tblCellMar>
-            <w:top w:w="0" w:type="dxa"/>
-            <w:bottom w:w="0" w:type="dxa"/>
-          </w:tblCellMar>
-        </w:tblPrEx>
         <w:tc>
           <w:tcPr>
             <w:tcW w:w="1200" w:type="dxa"/>
@@ -12184,12 +11824,6 @@
         </w:tc>
       </w:tr>
       <w:tr>
-        <w:tblPrEx>
-          <w:tblCellMar>
-            <w:top w:w="0" w:type="dxa"/>
-            <w:bottom w:w="0" w:type="dxa"/>
-          </w:tblCellMar>
-        </w:tblPrEx>
         <w:tc>
           <w:tcPr>
             <w:tcW w:w="1200" w:type="dxa"/>
@@ -12549,12 +12183,6 @@
         <w:gridCol w:w="1200"/>
       </w:tblGrid>
       <w:tr>
-        <w:tblPrEx>
-          <w:tblCellMar>
-            <w:top w:w="0" w:type="dxa"/>
-            <w:bottom w:w="0" w:type="dxa"/>
-          </w:tblCellMar>
-        </w:tblPrEx>
         <w:trPr>
           <w:tblHeader/>
         </w:trPr>
@@ -12647,12 +12275,6 @@
         </w:tc>
       </w:tr>
       <w:tr>
-        <w:tblPrEx>
-          <w:tblCellMar>
-            <w:top w:w="0" w:type="dxa"/>
-            <w:bottom w:w="0" w:type="dxa"/>
-          </w:tblCellMar>
-        </w:tblPrEx>
         <w:tc>
           <w:tcPr>
             <w:tcW w:w="2200" w:type="dxa"/>
@@ -12788,12 +12410,6 @@
         </w:tc>
       </w:tr>
       <w:tr>
-        <w:tblPrEx>
-          <w:tblCellMar>
-            <w:top w:w="0" w:type="dxa"/>
-            <w:bottom w:w="0" w:type="dxa"/>
-          </w:tblCellMar>
-        </w:tblPrEx>
         <w:tc>
           <w:tcPr>
             <w:tcW w:w="2200" w:type="dxa"/>
@@ -12964,12 +12580,6 @@
         </w:tc>
       </w:tr>
       <w:tr>
-        <w:tblPrEx>
-          <w:tblCellMar>
-            <w:top w:w="0" w:type="dxa"/>
-            <w:bottom w:w="0" w:type="dxa"/>
-          </w:tblCellMar>
-        </w:tblPrEx>
         <w:tc>
           <w:tcPr>
             <w:tcW w:w="2200" w:type="dxa"/>
@@ -13073,12 +12683,6 @@
         </w:tc>
       </w:tr>
       <w:tr>
-        <w:tblPrEx>
-          <w:tblCellMar>
-            <w:top w:w="0" w:type="dxa"/>
-            <w:bottom w:w="0" w:type="dxa"/>
-          </w:tblCellMar>
-        </w:tblPrEx>
         <w:tc>
           <w:tcPr>
             <w:tcW w:w="2200" w:type="dxa"/>
@@ -13190,12 +12794,6 @@
         </w:tc>
       </w:tr>
       <w:tr>
-        <w:tblPrEx>
-          <w:tblCellMar>
-            <w:top w:w="0" w:type="dxa"/>
-            <w:bottom w:w="0" w:type="dxa"/>
-          </w:tblCellMar>
-        </w:tblPrEx>
         <w:tc>
           <w:tcPr>
             <w:tcW w:w="2200" w:type="dxa"/>
@@ -13279,12 +12877,6 @@
         </w:tc>
       </w:tr>
       <w:tr>
-        <w:tblPrEx>
-          <w:tblCellMar>
-            <w:top w:w="0" w:type="dxa"/>
-            <w:bottom w:w="0" w:type="dxa"/>
-          </w:tblCellMar>
-        </w:tblPrEx>
         <w:tc>
           <w:tcPr>
             <w:tcW w:w="2200" w:type="dxa"/>
@@ -13396,12 +12988,6 @@
         </w:tc>
       </w:tr>
       <w:tr>
-        <w:tblPrEx>
-          <w:tblCellMar>
-            <w:top w:w="0" w:type="dxa"/>
-            <w:bottom w:w="0" w:type="dxa"/>
-          </w:tblCellMar>
-        </w:tblPrEx>
         <w:tc>
           <w:tcPr>
             <w:tcW w:w="2200" w:type="dxa"/>
@@ -13786,12 +13372,6 @@
         <w:gridCol w:w="1166"/>
       </w:tblGrid>
       <w:tr>
-        <w:tblPrEx>
-          <w:tblCellMar>
-            <w:top w:w="0" w:type="dxa"/>
-            <w:bottom w:w="0" w:type="dxa"/>
-          </w:tblCellMar>
-        </w:tblPrEx>
         <w:trPr>
           <w:tblHeader/>
         </w:trPr>
@@ -13894,12 +13474,6 @@
         </w:tc>
       </w:tr>
       <w:tr>
-        <w:tblPrEx>
-          <w:tblCellMar>
-            <w:top w:w="0" w:type="dxa"/>
-            <w:bottom w:w="0" w:type="dxa"/>
-          </w:tblCellMar>
-        </w:tblPrEx>
         <w:tc>
           <w:tcPr>
             <w:tcW w:w="1200" w:type="dxa"/>
@@ -14011,12 +13585,6 @@
         </w:tc>
       </w:tr>
       <w:tr>
-        <w:tblPrEx>
-          <w:tblCellMar>
-            <w:top w:w="0" w:type="dxa"/>
-            <w:bottom w:w="0" w:type="dxa"/>
-          </w:tblCellMar>
-        </w:tblPrEx>
         <w:tc>
           <w:tcPr>
             <w:tcW w:w="1200" w:type="dxa"/>
@@ -14108,12 +13676,6 @@
         </w:tc>
       </w:tr>
       <w:tr>
-        <w:tblPrEx>
-          <w:tblCellMar>
-            <w:top w:w="0" w:type="dxa"/>
-            <w:bottom w:w="0" w:type="dxa"/>
-          </w:tblCellMar>
-        </w:tblPrEx>
         <w:tc>
           <w:tcPr>
             <w:tcW w:w="1200" w:type="dxa"/>
@@ -14205,12 +13767,6 @@
         </w:tc>
       </w:tr>
       <w:tr>
-        <w:tblPrEx>
-          <w:tblCellMar>
-            <w:top w:w="0" w:type="dxa"/>
-            <w:bottom w:w="0" w:type="dxa"/>
-          </w:tblCellMar>
-        </w:tblPrEx>
         <w:tc>
           <w:tcPr>
             <w:tcW w:w="1200" w:type="dxa"/>
@@ -14294,12 +13850,6 @@
         </w:tc>
       </w:tr>
       <w:tr>
-        <w:tblPrEx>
-          <w:tblCellMar>
-            <w:top w:w="0" w:type="dxa"/>
-            <w:bottom w:w="0" w:type="dxa"/>
-          </w:tblCellMar>
-        </w:tblPrEx>
         <w:tc>
           <w:tcPr>
             <w:tcW w:w="1200" w:type="dxa"/>
@@ -14397,12 +13947,6 @@
         </w:tc>
       </w:tr>
       <w:tr>
-        <w:tblPrEx>
-          <w:tblCellMar>
-            <w:top w:w="0" w:type="dxa"/>
-            <w:bottom w:w="0" w:type="dxa"/>
-          </w:tblCellMar>
-        </w:tblPrEx>
         <w:tc>
           <w:tcPr>
             <w:tcW w:w="1200" w:type="dxa"/>
@@ -14494,12 +14038,6 @@
         </w:tc>
       </w:tr>
       <w:tr>
-        <w:tblPrEx>
-          <w:tblCellMar>
-            <w:top w:w="0" w:type="dxa"/>
-            <w:bottom w:w="0" w:type="dxa"/>
-          </w:tblCellMar>
-        </w:tblPrEx>
         <w:tc>
           <w:tcPr>
             <w:tcW w:w="1200" w:type="dxa"/>
@@ -14884,12 +14422,6 @@
         <w:gridCol w:w="1182"/>
       </w:tblGrid>
       <w:tr>
-        <w:tblPrEx>
-          <w:tblCellMar>
-            <w:top w:w="0" w:type="dxa"/>
-            <w:bottom w:w="0" w:type="dxa"/>
-          </w:tblCellMar>
-        </w:tblPrEx>
         <w:trPr>
           <w:tblHeader/>
         </w:trPr>
@@ -14992,12 +14524,6 @@
         </w:tc>
       </w:tr>
       <w:tr>
-        <w:tblPrEx>
-          <w:tblCellMar>
-            <w:top w:w="0" w:type="dxa"/>
-            <w:bottom w:w="0" w:type="dxa"/>
-          </w:tblCellMar>
-        </w:tblPrEx>
         <w:tc>
           <w:tcPr>
             <w:tcW w:w="1200" w:type="dxa"/>
@@ -15111,12 +14637,6 @@
         </w:tc>
       </w:tr>
       <w:tr>
-        <w:tblPrEx>
-          <w:tblCellMar>
-            <w:top w:w="0" w:type="dxa"/>
-            <w:bottom w:w="0" w:type="dxa"/>
-          </w:tblCellMar>
-        </w:tblPrEx>
         <w:tc>
           <w:tcPr>
             <w:tcW w:w="1200" w:type="dxa"/>
@@ -15214,12 +14734,6 @@
         </w:tc>
       </w:tr>
       <w:tr>
-        <w:tblPrEx>
-          <w:tblCellMar>
-            <w:top w:w="0" w:type="dxa"/>
-            <w:bottom w:w="0" w:type="dxa"/>
-          </w:tblCellMar>
-        </w:tblPrEx>
         <w:tc>
           <w:tcPr>
             <w:tcW w:w="1200" w:type="dxa"/>
@@ -15331,12 +14845,6 @@
         </w:tc>
       </w:tr>
       <w:tr>
-        <w:tblPrEx>
-          <w:tblCellMar>
-            <w:top w:w="0" w:type="dxa"/>
-            <w:bottom w:w="0" w:type="dxa"/>
-          </w:tblCellMar>
-        </w:tblPrEx>
         <w:tc>
           <w:tcPr>
             <w:tcW w:w="1200" w:type="dxa"/>
@@ -15436,12 +14944,6 @@
         </w:tc>
       </w:tr>
       <w:tr>
-        <w:tblPrEx>
-          <w:tblCellMar>
-            <w:top w:w="0" w:type="dxa"/>
-            <w:bottom w:w="0" w:type="dxa"/>
-          </w:tblCellMar>
-        </w:tblPrEx>
         <w:tc>
           <w:tcPr>
             <w:tcW w:w="1200" w:type="dxa"/>
@@ -15569,12 +15071,6 @@
         </w:tc>
       </w:tr>
       <w:tr>
-        <w:tblPrEx>
-          <w:tblCellMar>
-            <w:top w:w="0" w:type="dxa"/>
-            <w:bottom w:w="0" w:type="dxa"/>
-          </w:tblCellMar>
-        </w:tblPrEx>
         <w:tc>
           <w:tcPr>
             <w:tcW w:w="1200" w:type="dxa"/>
@@ -15702,12 +15198,6 @@
         </w:tc>
       </w:tr>
       <w:tr>
-        <w:tblPrEx>
-          <w:tblCellMar>
-            <w:top w:w="0" w:type="dxa"/>
-            <w:bottom w:w="0" w:type="dxa"/>
-          </w:tblCellMar>
-        </w:tblPrEx>
         <w:tc>
           <w:tcPr>
             <w:tcW w:w="1200" w:type="dxa"/>
@@ -16027,12 +15517,6 @@
         <w:gridCol w:w="1183"/>
       </w:tblGrid>
       <w:tr>
-        <w:tblPrEx>
-          <w:tblCellMar>
-            <w:top w:w="0" w:type="dxa"/>
-            <w:bottom w:w="0" w:type="dxa"/>
-          </w:tblCellMar>
-        </w:tblPrEx>
         <w:trPr>
           <w:tblHeader/>
         </w:trPr>
@@ -16135,12 +15619,6 @@
         </w:tc>
       </w:tr>
       <w:tr>
-        <w:tblPrEx>
-          <w:tblCellMar>
-            <w:top w:w="0" w:type="dxa"/>
-            <w:bottom w:w="0" w:type="dxa"/>
-          </w:tblCellMar>
-        </w:tblPrEx>
         <w:tc>
           <w:tcPr>
             <w:tcW w:w="1200" w:type="dxa"/>
@@ -16274,12 +15752,6 @@
         </w:tc>
       </w:tr>
       <w:tr>
-        <w:tblPrEx>
-          <w:tblCellMar>
-            <w:top w:w="0" w:type="dxa"/>
-            <w:bottom w:w="0" w:type="dxa"/>
-          </w:tblCellMar>
-        </w:tblPrEx>
         <w:tc>
           <w:tcPr>
             <w:tcW w:w="1200" w:type="dxa"/>
@@ -16407,12 +15879,6 @@
         </w:tc>
       </w:tr>
       <w:tr>
-        <w:tblPrEx>
-          <w:tblCellMar>
-            <w:top w:w="0" w:type="dxa"/>
-            <w:bottom w:w="0" w:type="dxa"/>
-          </w:tblCellMar>
-        </w:tblPrEx>
         <w:tc>
           <w:tcPr>
             <w:tcW w:w="1200" w:type="dxa"/>
@@ -16510,12 +15976,6 @@
         </w:tc>
       </w:tr>
       <w:tr>
-        <w:tblPrEx>
-          <w:tblCellMar>
-            <w:top w:w="0" w:type="dxa"/>
-            <w:bottom w:w="0" w:type="dxa"/>
-          </w:tblCellMar>
-        </w:tblPrEx>
         <w:tc>
           <w:tcPr>
             <w:tcW w:w="1200" w:type="dxa"/>
@@ -16615,12 +16075,6 @@
         </w:tc>
       </w:tr>
       <w:tr>
-        <w:tblPrEx>
-          <w:tblCellMar>
-            <w:top w:w="0" w:type="dxa"/>
-            <w:bottom w:w="0" w:type="dxa"/>
-          </w:tblCellMar>
-        </w:tblPrEx>
         <w:tc>
           <w:tcPr>
             <w:tcW w:w="1200" w:type="dxa"/>
@@ -16768,12 +16222,6 @@
         </w:tc>
       </w:tr>
       <w:tr>
-        <w:tblPrEx>
-          <w:tblCellMar>
-            <w:top w:w="0" w:type="dxa"/>
-            <w:bottom w:w="0" w:type="dxa"/>
-          </w:tblCellMar>
-        </w:tblPrEx>
         <w:tc>
           <w:tcPr>
             <w:tcW w:w="1200" w:type="dxa"/>
@@ -16907,12 +16355,6 @@
         </w:tc>
       </w:tr>
       <w:tr>
-        <w:tblPrEx>
-          <w:tblCellMar>
-            <w:top w:w="0" w:type="dxa"/>
-            <w:bottom w:w="0" w:type="dxa"/>
-          </w:tblCellMar>
-        </w:tblPrEx>
         <w:tc>
           <w:tcPr>
             <w:tcW w:w="1200" w:type="dxa"/>
@@ -17213,12 +16655,6 @@
         <w:gridCol w:w="1800"/>
       </w:tblGrid>
       <w:tr>
-        <w:tblPrEx>
-          <w:tblCellMar>
-            <w:top w:w="0" w:type="dxa"/>
-            <w:bottom w:w="0" w:type="dxa"/>
-          </w:tblCellMar>
-        </w:tblPrEx>
         <w:trPr>
           <w:tblHeader/>
         </w:trPr>
@@ -17311,12 +16747,6 @@
         </w:tc>
       </w:tr>
       <w:tr>
-        <w:tblPrEx>
-          <w:tblCellMar>
-            <w:top w:w="0" w:type="dxa"/>
-            <w:bottom w:w="0" w:type="dxa"/>
-          </w:tblCellMar>
-        </w:tblPrEx>
         <w:tc>
           <w:tcPr>
             <w:tcW w:w="1800" w:type="dxa"/>
@@ -17408,12 +16838,6 @@
         </w:tc>
       </w:tr>
       <w:tr>
-        <w:tblPrEx>
-          <w:tblCellMar>
-            <w:top w:w="0" w:type="dxa"/>
-            <w:bottom w:w="0" w:type="dxa"/>
-          </w:tblCellMar>
-        </w:tblPrEx>
         <w:tc>
           <w:tcPr>
             <w:tcW w:w="1800" w:type="dxa"/>
@@ -17519,12 +16943,6 @@
         </w:tc>
       </w:tr>
       <w:tr>
-        <w:tblPrEx>
-          <w:tblCellMar>
-            <w:top w:w="0" w:type="dxa"/>
-            <w:bottom w:w="0" w:type="dxa"/>
-          </w:tblCellMar>
-        </w:tblPrEx>
         <w:tc>
           <w:tcPr>
             <w:tcW w:w="1800" w:type="dxa"/>
@@ -17608,12 +17026,6 @@
         </w:tc>
       </w:tr>
       <w:tr>
-        <w:tblPrEx>
-          <w:tblCellMar>
-            <w:top w:w="0" w:type="dxa"/>
-            <w:bottom w:w="0" w:type="dxa"/>
-          </w:tblCellMar>
-        </w:tblPrEx>
         <w:tc>
           <w:tcPr>
             <w:tcW w:w="1800" w:type="dxa"/>
@@ -17705,12 +17117,6 @@
         </w:tc>
       </w:tr>
       <w:tr>
-        <w:tblPrEx>
-          <w:tblCellMar>
-            <w:top w:w="0" w:type="dxa"/>
-            <w:bottom w:w="0" w:type="dxa"/>
-          </w:tblCellMar>
-        </w:tblPrEx>
         <w:tc>
           <w:tcPr>
             <w:tcW w:w="1800" w:type="dxa"/>
@@ -17802,12 +17208,6 @@
         </w:tc>
       </w:tr>
       <w:tr>
-        <w:tblPrEx>
-          <w:tblCellMar>
-            <w:top w:w="0" w:type="dxa"/>
-            <w:bottom w:w="0" w:type="dxa"/>
-          </w:tblCellMar>
-        </w:tblPrEx>
         <w:tc>
           <w:tcPr>
             <w:tcW w:w="1800" w:type="dxa"/>
@@ -17899,12 +17299,6 @@
         </w:tc>
       </w:tr>
       <w:tr>
-        <w:tblPrEx>
-          <w:tblCellMar>
-            <w:top w:w="0" w:type="dxa"/>
-            <w:bottom w:w="0" w:type="dxa"/>
-          </w:tblCellMar>
-        </w:tblPrEx>
         <w:tc>
           <w:tcPr>
             <w:tcW w:w="1800" w:type="dxa"/>
@@ -17996,12 +17390,6 @@
         </w:tc>
       </w:tr>
       <w:tr>
-        <w:tblPrEx>
-          <w:tblCellMar>
-            <w:top w:w="0" w:type="dxa"/>
-            <w:bottom w:w="0" w:type="dxa"/>
-          </w:tblCellMar>
-        </w:tblPrEx>
         <w:tc>
           <w:tcPr>
             <w:tcW w:w="1800" w:type="dxa"/>
@@ -18099,12 +17487,6 @@
         </w:tc>
       </w:tr>
       <w:tr>
-        <w:tblPrEx>
-          <w:tblCellMar>
-            <w:top w:w="0" w:type="dxa"/>
-            <w:bottom w:w="0" w:type="dxa"/>
-          </w:tblCellMar>
-        </w:tblPrEx>
         <w:tc>
           <w:tcPr>
             <w:tcW w:w="1800" w:type="dxa"/>
@@ -18262,12 +17644,6 @@
         <w:gridCol w:w="3420"/>
       </w:tblGrid>
       <w:tr>
-        <w:tblPrEx>
-          <w:tblCellMar>
-            <w:top w:w="0" w:type="dxa"/>
-            <w:bottom w:w="0" w:type="dxa"/>
-          </w:tblCellMar>
-        </w:tblPrEx>
         <w:trPr>
           <w:tblHeader/>
         </w:trPr>
@@ -18392,12 +17768,6 @@
         </w:tc>
       </w:tr>
       <w:tr>
-        <w:tblPrEx>
-          <w:tblCellMar>
-            <w:top w:w="0" w:type="dxa"/>
-            <w:bottom w:w="0" w:type="dxa"/>
-          </w:tblCellMar>
-        </w:tblPrEx>
         <w:tc>
           <w:tcPr>
             <w:tcW w:w="2520" w:type="dxa"/>
@@ -18489,12 +17859,6 @@
         </w:tc>
       </w:tr>
       <w:tr>
-        <w:tblPrEx>
-          <w:tblCellMar>
-            <w:top w:w="0" w:type="dxa"/>
-            <w:bottom w:w="0" w:type="dxa"/>
-          </w:tblCellMar>
-        </w:tblPrEx>
         <w:tc>
           <w:tcPr>
             <w:tcW w:w="2520" w:type="dxa"/>
@@ -18594,12 +17958,6 @@
         </w:tc>
       </w:tr>
       <w:tr>
-        <w:tblPrEx>
-          <w:tblCellMar>
-            <w:top w:w="0" w:type="dxa"/>
-            <w:bottom w:w="0" w:type="dxa"/>
-          </w:tblCellMar>
-        </w:tblPrEx>
         <w:tc>
           <w:tcPr>
             <w:tcW w:w="2520" w:type="dxa"/>
@@ -18697,12 +18055,6 @@
         </w:tc>
       </w:tr>
       <w:tr>
-        <w:tblPrEx>
-          <w:tblCellMar>
-            <w:top w:w="0" w:type="dxa"/>
-            <w:bottom w:w="0" w:type="dxa"/>
-          </w:tblCellMar>
-        </w:tblPrEx>
         <w:tc>
           <w:tcPr>
             <w:tcW w:w="2520" w:type="dxa"/>
@@ -18800,12 +18152,6 @@
         </w:tc>
       </w:tr>
       <w:tr>
-        <w:tblPrEx>
-          <w:tblCellMar>
-            <w:top w:w="0" w:type="dxa"/>
-            <w:bottom w:w="0" w:type="dxa"/>
-          </w:tblCellMar>
-        </w:tblPrEx>
         <w:tc>
           <w:tcPr>
             <w:tcW w:w="2520" w:type="dxa"/>
@@ -18907,12 +18253,6 @@
         </w:tc>
       </w:tr>
       <w:tr>
-        <w:tblPrEx>
-          <w:tblCellMar>
-            <w:top w:w="0" w:type="dxa"/>
-            <w:bottom w:w="0" w:type="dxa"/>
-          </w:tblCellMar>
-        </w:tblPrEx>
         <w:tc>
           <w:tcPr>
             <w:tcW w:w="2520" w:type="dxa"/>
@@ -19020,12 +18360,6 @@
         </w:tc>
       </w:tr>
       <w:tr>
-        <w:tblPrEx>
-          <w:tblCellMar>
-            <w:top w:w="0" w:type="dxa"/>
-            <w:bottom w:w="0" w:type="dxa"/>
-          </w:tblCellMar>
-        </w:tblPrEx>
         <w:tc>
           <w:tcPr>
             <w:tcW w:w="2520" w:type="dxa"/>
@@ -19166,12 +18500,6 @@
         </w:tc>
       </w:tr>
       <w:tr>
-        <w:tblPrEx>
-          <w:tblCellMar>
-            <w:top w:w="0" w:type="dxa"/>
-            <w:bottom w:w="0" w:type="dxa"/>
-          </w:tblCellMar>
-        </w:tblPrEx>
         <w:tc>
           <w:tcPr>
             <w:tcW w:w="2520" w:type="dxa"/>
@@ -19286,12 +18614,6 @@
         </w:tc>
       </w:tr>
       <w:tr>
-        <w:tblPrEx>
-          <w:tblCellMar>
-            <w:top w:w="0" w:type="dxa"/>
-            <w:bottom w:w="0" w:type="dxa"/>
-          </w:tblCellMar>
-        </w:tblPrEx>
         <w:tc>
           <w:tcPr>
             <w:tcW w:w="2520" w:type="dxa"/>
@@ -19392,12 +18714,6 @@
         </w:tc>
       </w:tr>
       <w:tr>
-        <w:tblPrEx>
-          <w:tblCellMar>
-            <w:top w:w="0" w:type="dxa"/>
-            <w:bottom w:w="0" w:type="dxa"/>
-          </w:tblCellMar>
-        </w:tblPrEx>
         <w:tc>
           <w:tcPr>
             <w:tcW w:w="2520" w:type="dxa"/>
@@ -21139,12 +20455,6 @@
         <w:gridCol w:w="3420"/>
       </w:tblGrid>
       <w:tr>
-        <w:tblPrEx>
-          <w:tblCellMar>
-            <w:top w:w="0" w:type="dxa"/>
-            <w:bottom w:w="0" w:type="dxa"/>
-          </w:tblCellMar>
-        </w:tblPrEx>
         <w:trPr>
           <w:tblHeader/>
         </w:trPr>
@@ -21243,12 +20553,6 @@
         </w:tc>
       </w:tr>
       <w:tr>
-        <w:tblPrEx>
-          <w:tblCellMar>
-            <w:top w:w="0" w:type="dxa"/>
-            <w:bottom w:w="0" w:type="dxa"/>
-          </w:tblCellMar>
-        </w:tblPrEx>
         <w:tc>
           <w:tcPr>
             <w:tcW w:w="2520" w:type="dxa"/>
@@ -21366,12 +20670,6 @@
         </w:tc>
       </w:tr>
       <w:tr>
-        <w:tblPrEx>
-          <w:tblCellMar>
-            <w:top w:w="0" w:type="dxa"/>
-            <w:bottom w:w="0" w:type="dxa"/>
-          </w:tblCellMar>
-        </w:tblPrEx>
         <w:tc>
           <w:tcPr>
             <w:tcW w:w="2520" w:type="dxa"/>
@@ -21612,12 +20910,6 @@
         <w:gridCol w:w="3720"/>
       </w:tblGrid>
       <w:tr>
-        <w:tblPrEx>
-          <w:tblCellMar>
-            <w:top w:w="0" w:type="dxa"/>
-            <w:bottom w:w="0" w:type="dxa"/>
-          </w:tblCellMar>
-        </w:tblPrEx>
         <w:trPr>
           <w:tblHeader/>
         </w:trPr>
@@ -21712,12 +21004,6 @@
         </w:tc>
       </w:tr>
       <w:tr>
-        <w:tblPrEx>
-          <w:tblCellMar>
-            <w:top w:w="0" w:type="dxa"/>
-            <w:bottom w:w="0" w:type="dxa"/>
-          </w:tblCellMar>
-        </w:tblPrEx>
         <w:tc>
           <w:tcPr>
             <w:tcW w:w="3120" w:type="dxa"/>
@@ -21801,12 +21087,6 @@
         </w:tc>
       </w:tr>
       <w:tr>
-        <w:tblPrEx>
-          <w:tblCellMar>
-            <w:top w:w="0" w:type="dxa"/>
-            <w:bottom w:w="0" w:type="dxa"/>
-          </w:tblCellMar>
-        </w:tblPrEx>
         <w:tc>
           <w:tcPr>
             <w:tcW w:w="3120" w:type="dxa"/>
@@ -21900,12 +21180,6 @@
         </w:tc>
       </w:tr>
       <w:tr>
-        <w:tblPrEx>
-          <w:tblCellMar>
-            <w:top w:w="0" w:type="dxa"/>
-            <w:bottom w:w="0" w:type="dxa"/>
-          </w:tblCellMar>
-        </w:tblPrEx>
         <w:tc>
           <w:tcPr>
             <w:tcW w:w="3120" w:type="dxa"/>
@@ -21991,12 +21265,6 @@
         </w:tc>
       </w:tr>
       <w:tr>
-        <w:tblPrEx>
-          <w:tblCellMar>
-            <w:top w:w="0" w:type="dxa"/>
-            <w:bottom w:w="0" w:type="dxa"/>
-          </w:tblCellMar>
-        </w:tblPrEx>
         <w:tc>
           <w:tcPr>
             <w:tcW w:w="3120" w:type="dxa"/>
@@ -22082,12 +21350,6 @@
         </w:tc>
       </w:tr>
       <w:tr>
-        <w:tblPrEx>
-          <w:tblCellMar>
-            <w:top w:w="0" w:type="dxa"/>
-            <w:bottom w:w="0" w:type="dxa"/>
-          </w:tblCellMar>
-        </w:tblPrEx>
         <w:tc>
           <w:tcPr>
             <w:tcW w:w="3120" w:type="dxa"/>
@@ -22193,12 +21455,6 @@
         </w:tc>
       </w:tr>
       <w:tr>
-        <w:tblPrEx>
-          <w:tblCellMar>
-            <w:top w:w="0" w:type="dxa"/>
-            <w:bottom w:w="0" w:type="dxa"/>
-          </w:tblCellMar>
-        </w:tblPrEx>
         <w:tc>
           <w:tcPr>
             <w:tcW w:w="3120" w:type="dxa"/>
@@ -22284,12 +21540,6 @@
         </w:tc>
       </w:tr>
       <w:tr>
-        <w:tblPrEx>
-          <w:tblCellMar>
-            <w:top w:w="0" w:type="dxa"/>
-            <w:bottom w:w="0" w:type="dxa"/>
-          </w:tblCellMar>
-        </w:tblPrEx>
         <w:tc>
           <w:tcPr>
             <w:tcW w:w="3120" w:type="dxa"/>
@@ -22381,12 +21631,6 @@
         </w:tc>
       </w:tr>
       <w:tr>
-        <w:tblPrEx>
-          <w:tblCellMar>
-            <w:top w:w="0" w:type="dxa"/>
-            <w:bottom w:w="0" w:type="dxa"/>
-          </w:tblCellMar>
-        </w:tblPrEx>
         <w:tc>
           <w:tcPr>
             <w:tcW w:w="3120" w:type="dxa"/>
@@ -22472,12 +21716,6 @@
         </w:tc>
       </w:tr>
       <w:tr>
-        <w:tblPrEx>
-          <w:tblCellMar>
-            <w:top w:w="0" w:type="dxa"/>
-            <w:bottom w:w="0" w:type="dxa"/>
-          </w:tblCellMar>
-        </w:tblPrEx>
         <w:tc>
           <w:tcPr>
             <w:tcW w:w="3120" w:type="dxa"/>
@@ -22569,12 +21807,6 @@
         </w:tc>
       </w:tr>
       <w:tr>
-        <w:tblPrEx>
-          <w:tblCellMar>
-            <w:top w:w="0" w:type="dxa"/>
-            <w:bottom w:w="0" w:type="dxa"/>
-          </w:tblCellMar>
-        </w:tblPrEx>
         <w:tc>
           <w:tcPr>
             <w:tcW w:w="3120" w:type="dxa"/>
@@ -22666,12 +21898,6 @@
         </w:tc>
       </w:tr>
       <w:tr>
-        <w:tblPrEx>
-          <w:tblCellMar>
-            <w:top w:w="0" w:type="dxa"/>
-            <w:bottom w:w="0" w:type="dxa"/>
-          </w:tblCellMar>
-        </w:tblPrEx>
         <w:tc>
           <w:tcPr>
             <w:tcW w:w="3120" w:type="dxa"/>
@@ -22765,12 +21991,6 @@
         </w:tc>
       </w:tr>
       <w:tr>
-        <w:tblPrEx>
-          <w:tblCellMar>
-            <w:top w:w="0" w:type="dxa"/>
-            <w:bottom w:w="0" w:type="dxa"/>
-          </w:tblCellMar>
-        </w:tblPrEx>
         <w:tc>
           <w:tcPr>
             <w:tcW w:w="3120" w:type="dxa"/>
@@ -22973,12 +22193,6 @@
         <w:gridCol w:w="3000"/>
       </w:tblGrid>
       <w:tr>
-        <w:tblPrEx>
-          <w:tblCellMar>
-            <w:top w:w="0" w:type="dxa"/>
-            <w:bottom w:w="0" w:type="dxa"/>
-          </w:tblCellMar>
-        </w:tblPrEx>
         <w:trPr>
           <w:tblHeader/>
         </w:trPr>
@@ -23111,12 +22325,6 @@
         </w:tc>
       </w:tr>
       <w:tr>
-        <w:tblPrEx>
-          <w:tblCellMar>
-            <w:top w:w="0" w:type="dxa"/>
-            <w:bottom w:w="0" w:type="dxa"/>
-          </w:tblCellMar>
-        </w:tblPrEx>
         <w:tc>
           <w:tcPr>
             <w:tcW w:w="2400" w:type="dxa"/>
@@ -23216,12 +22424,6 @@
         </w:tc>
       </w:tr>
       <w:tr>
-        <w:tblPrEx>
-          <w:tblCellMar>
-            <w:top w:w="0" w:type="dxa"/>
-            <w:bottom w:w="0" w:type="dxa"/>
-          </w:tblCellMar>
-        </w:tblPrEx>
         <w:tc>
           <w:tcPr>
             <w:tcW w:w="2400" w:type="dxa"/>
@@ -23379,12 +22581,6 @@
         </w:tc>
       </w:tr>
       <w:tr>
-        <w:tblPrEx>
-          <w:tblCellMar>
-            <w:top w:w="0" w:type="dxa"/>
-            <w:bottom w:w="0" w:type="dxa"/>
-          </w:tblCellMar>
-        </w:tblPrEx>
         <w:tc>
           <w:tcPr>
             <w:tcW w:w="2400" w:type="dxa"/>
@@ -23474,12 +22670,6 @@
         </w:tc>
       </w:tr>
       <w:tr>
-        <w:tblPrEx>
-          <w:tblCellMar>
-            <w:top w:w="0" w:type="dxa"/>
-            <w:bottom w:w="0" w:type="dxa"/>
-          </w:tblCellMar>
-        </w:tblPrEx>
         <w:tc>
           <w:tcPr>
             <w:tcW w:w="2400" w:type="dxa"/>
@@ -23577,12 +22767,6 @@
         </w:tc>
       </w:tr>
       <w:tr>
-        <w:tblPrEx>
-          <w:tblCellMar>
-            <w:top w:w="0" w:type="dxa"/>
-            <w:bottom w:w="0" w:type="dxa"/>
-          </w:tblCellMar>
-        </w:tblPrEx>
         <w:tc>
           <w:tcPr>
             <w:tcW w:w="2400" w:type="dxa"/>
@@ -23694,12 +22878,6 @@
         </w:tc>
       </w:tr>
       <w:tr>
-        <w:tblPrEx>
-          <w:tblCellMar>
-            <w:top w:w="0" w:type="dxa"/>
-            <w:bottom w:w="0" w:type="dxa"/>
-          </w:tblCellMar>
-        </w:tblPrEx>
         <w:tc>
           <w:tcPr>
             <w:tcW w:w="2400" w:type="dxa"/>
@@ -23793,12 +22971,6 @@
         </w:tc>
       </w:tr>
       <w:tr>
-        <w:tblPrEx>
-          <w:tblCellMar>
-            <w:top w:w="0" w:type="dxa"/>
-            <w:bottom w:w="0" w:type="dxa"/>
-          </w:tblCellMar>
-        </w:tblPrEx>
         <w:tc>
           <w:tcPr>
             <w:tcW w:w="2400" w:type="dxa"/>
@@ -23957,12 +23129,6 @@
         <w:gridCol w:w="4680"/>
       </w:tblGrid>
       <w:tr>
-        <w:tblPrEx>
-          <w:tblCellMar>
-            <w:top w:w="0" w:type="dxa"/>
-            <w:bottom w:w="0" w:type="dxa"/>
-          </w:tblCellMar>
-        </w:tblPrEx>
         <w:trPr>
           <w:tblHeader/>
         </w:trPr>
@@ -24056,12 +23222,6 @@
         </w:tc>
       </w:tr>
       <w:tr>
-        <w:tblPrEx>
-          <w:tblCellMar>
-            <w:top w:w="0" w:type="dxa"/>
-            <w:bottom w:w="0" w:type="dxa"/>
-          </w:tblCellMar>
-        </w:tblPrEx>
         <w:tc>
           <w:tcPr>
             <w:tcW w:w="4680" w:type="dxa"/>
@@ -24134,12 +23294,6 @@
         </w:tc>
       </w:tr>
       <w:tr>
-        <w:tblPrEx>
-          <w:tblCellMar>
-            <w:top w:w="0" w:type="dxa"/>
-            <w:bottom w:w="0" w:type="dxa"/>
-          </w:tblCellMar>
-        </w:tblPrEx>
         <w:tc>
           <w:tcPr>
             <w:tcW w:w="4680" w:type="dxa"/>
@@ -24211,12 +23365,6 @@
         </w:tc>
       </w:tr>
       <w:tr>
-        <w:tblPrEx>
-          <w:tblCellMar>
-            <w:top w:w="0" w:type="dxa"/>
-            <w:bottom w:w="0" w:type="dxa"/>
-          </w:tblCellMar>
-        </w:tblPrEx>
         <w:tc>
           <w:tcPr>
             <w:tcW w:w="4680" w:type="dxa"/>
@@ -24281,12 +23429,6 @@
         </w:tc>
       </w:tr>
       <w:tr>
-        <w:tblPrEx>
-          <w:tblCellMar>
-            <w:top w:w="0" w:type="dxa"/>
-            <w:bottom w:w="0" w:type="dxa"/>
-          </w:tblCellMar>
-        </w:tblPrEx>
         <w:tc>
           <w:tcPr>
             <w:tcW w:w="4680" w:type="dxa"/>
@@ -24351,12 +23493,6 @@
         </w:tc>
       </w:tr>
       <w:tr>
-        <w:tblPrEx>
-          <w:tblCellMar>
-            <w:top w:w="0" w:type="dxa"/>
-            <w:bottom w:w="0" w:type="dxa"/>
-          </w:tblCellMar>
-        </w:tblPrEx>
         <w:tc>
           <w:tcPr>
             <w:tcW w:w="4680" w:type="dxa"/>
@@ -24421,12 +23557,6 @@
         </w:tc>
       </w:tr>
       <w:tr>
-        <w:tblPrEx>
-          <w:tblCellMar>
-            <w:top w:w="0" w:type="dxa"/>
-            <w:bottom w:w="0" w:type="dxa"/>
-          </w:tblCellMar>
-        </w:tblPrEx>
         <w:tc>
           <w:tcPr>
             <w:tcW w:w="4680" w:type="dxa"/>
@@ -24546,12 +23676,6 @@
         <w:gridCol w:w="3600"/>
       </w:tblGrid>
       <w:tr>
-        <w:tblPrEx>
-          <w:tblCellMar>
-            <w:top w:w="0" w:type="dxa"/>
-            <w:bottom w:w="0" w:type="dxa"/>
-          </w:tblCellMar>
-        </w:tblPrEx>
         <w:trPr>
           <w:tblHeader/>
         </w:trPr>
@@ -24661,12 +23785,6 @@
         </w:tc>
       </w:tr>
       <w:tr>
-        <w:tblPrEx>
-          <w:tblCellMar>
-            <w:top w:w="0" w:type="dxa"/>
-            <w:bottom w:w="0" w:type="dxa"/>
-          </w:tblCellMar>
-        </w:tblPrEx>
         <w:tc>
           <w:tcPr>
             <w:tcW w:w="5760" w:type="dxa"/>
@@ -24731,12 +23849,6 @@
         </w:tc>
       </w:tr>
       <w:tr>
-        <w:tblPrEx>
-          <w:tblCellMar>
-            <w:top w:w="0" w:type="dxa"/>
-            <w:bottom w:w="0" w:type="dxa"/>
-          </w:tblCellMar>
-        </w:tblPrEx>
         <w:tc>
           <w:tcPr>
             <w:tcW w:w="5760" w:type="dxa"/>
@@ -24801,12 +23913,6 @@
         </w:tc>
       </w:tr>
       <w:tr>
-        <w:tblPrEx>
-          <w:tblCellMar>
-            <w:top w:w="0" w:type="dxa"/>
-            <w:bottom w:w="0" w:type="dxa"/>
-          </w:tblCellMar>
-        </w:tblPrEx>
         <w:tc>
           <w:tcPr>
             <w:tcW w:w="5760" w:type="dxa"/>
@@ -24863,12 +23969,6 @@
         </w:tc>
       </w:tr>
       <w:tr>
-        <w:tblPrEx>
-          <w:tblCellMar>
-            <w:top w:w="0" w:type="dxa"/>
-            <w:bottom w:w="0" w:type="dxa"/>
-          </w:tblCellMar>
-        </w:tblPrEx>
         <w:tc>
           <w:tcPr>
             <w:tcW w:w="5760" w:type="dxa"/>
@@ -24925,12 +24025,6 @@
         </w:tc>
       </w:tr>
       <w:tr>
-        <w:tblPrEx>
-          <w:tblCellMar>
-            <w:top w:w="0" w:type="dxa"/>
-            <w:bottom w:w="0" w:type="dxa"/>
-          </w:tblCellMar>
-        </w:tblPrEx>
         <w:tc>
           <w:tcPr>
             <w:tcW w:w="5760" w:type="dxa"/>
@@ -25030,12 +24124,6 @@
         <w:gridCol w:w="2380"/>
       </w:tblGrid>
       <w:tr>
-        <w:tblPrEx>
-          <w:tblCellMar>
-            <w:top w:w="0" w:type="dxa"/>
-            <w:bottom w:w="0" w:type="dxa"/>
-          </w:tblCellMar>
-        </w:tblPrEx>
         <w:trPr>
           <w:tblHeader/>
         </w:trPr>
@@ -25150,12 +24238,6 @@
         </w:tc>
       </w:tr>
       <w:tr>
-        <w:tblPrEx>
-          <w:tblCellMar>
-            <w:top w:w="0" w:type="dxa"/>
-            <w:bottom w:w="0" w:type="dxa"/>
-          </w:tblCellMar>
-        </w:tblPrEx>
         <w:tc>
           <w:tcPr>
             <w:tcW w:w="600" w:type="dxa"/>
@@ -25287,12 +24369,6 @@
         </w:tc>
       </w:tr>
       <w:tr>
-        <w:tblPrEx>
-          <w:tblCellMar>
-            <w:top w:w="0" w:type="dxa"/>
-            <w:bottom w:w="0" w:type="dxa"/>
-          </w:tblCellMar>
-        </w:tblPrEx>
         <w:tc>
           <w:tcPr>
             <w:tcW w:w="600" w:type="dxa"/>
@@ -25407,12 +24483,6 @@
         </w:tc>
       </w:tr>
       <w:tr>
-        <w:tblPrEx>
-          <w:tblCellMar>
-            <w:top w:w="0" w:type="dxa"/>
-            <w:bottom w:w="0" w:type="dxa"/>
-          </w:tblCellMar>
-        </w:tblPrEx>
         <w:tc>
           <w:tcPr>
             <w:tcW w:w="600" w:type="dxa"/>
@@ -25519,12 +24589,6 @@
         </w:tc>
       </w:tr>
       <w:tr>
-        <w:tblPrEx>
-          <w:tblCellMar>
-            <w:top w:w="0" w:type="dxa"/>
-            <w:bottom w:w="0" w:type="dxa"/>
-          </w:tblCellMar>
-        </w:tblPrEx>
         <w:tc>
           <w:tcPr>
             <w:tcW w:w="600" w:type="dxa"/>
@@ -25647,12 +24711,6 @@
         </w:tc>
       </w:tr>
       <w:tr>
-        <w:tblPrEx>
-          <w:tblCellMar>
-            <w:top w:w="0" w:type="dxa"/>
-            <w:bottom w:w="0" w:type="dxa"/>
-          </w:tblCellMar>
-        </w:tblPrEx>
         <w:tc>
           <w:tcPr>
             <w:tcW w:w="600" w:type="dxa"/>
@@ -25822,12 +24880,6 @@
         </w:tc>
       </w:tr>
       <w:tr>
-        <w:tblPrEx>
-          <w:tblCellMar>
-            <w:top w:w="0" w:type="dxa"/>
-            <w:bottom w:w="0" w:type="dxa"/>
-          </w:tblCellMar>
-        </w:tblPrEx>
         <w:tc>
           <w:tcPr>
             <w:tcW w:w="600" w:type="dxa"/>
@@ -26491,12 +25543,6 @@
         <w:gridCol w:w="6840"/>
       </w:tblGrid>
       <w:tr>
-        <w:tblPrEx>
-          <w:tblCellMar>
-            <w:top w:w="0" w:type="dxa"/>
-            <w:bottom w:w="0" w:type="dxa"/>
-          </w:tblCellMar>
-        </w:tblPrEx>
         <w:trPr>
           <w:tblHeader/>
         </w:trPr>
@@ -26564,12 +25610,6 @@
         </w:tc>
       </w:tr>
       <w:tr>
-        <w:tblPrEx>
-          <w:tblCellMar>
-            <w:top w:w="0" w:type="dxa"/>
-            <w:bottom w:w="0" w:type="dxa"/>
-          </w:tblCellMar>
-        </w:tblPrEx>
         <w:tc>
           <w:tcPr>
             <w:tcW w:w="2520" w:type="dxa"/>
@@ -26664,12 +25704,6 @@
         </w:tc>
       </w:tr>
       <w:tr>
-        <w:tblPrEx>
-          <w:tblCellMar>
-            <w:top w:w="0" w:type="dxa"/>
-            <w:bottom w:w="0" w:type="dxa"/>
-          </w:tblCellMar>
-        </w:tblPrEx>
         <w:tc>
           <w:tcPr>
             <w:tcW w:w="2520" w:type="dxa"/>
@@ -26743,12 +25777,6 @@
         </w:tc>
       </w:tr>
       <w:tr>
-        <w:tblPrEx>
-          <w:tblCellMar>
-            <w:top w:w="0" w:type="dxa"/>
-            <w:bottom w:w="0" w:type="dxa"/>
-          </w:tblCellMar>
-        </w:tblPrEx>
         <w:tc>
           <w:tcPr>
             <w:tcW w:w="2520" w:type="dxa"/>
@@ -26859,12 +25887,6 @@
         </w:tc>
       </w:tr>
       <w:tr>
-        <w:tblPrEx>
-          <w:tblCellMar>
-            <w:top w:w="0" w:type="dxa"/>
-            <w:bottom w:w="0" w:type="dxa"/>
-          </w:tblCellMar>
-        </w:tblPrEx>
         <w:tc>
           <w:tcPr>
             <w:tcW w:w="2520" w:type="dxa"/>
@@ -26945,12 +25967,6 @@
         </w:tc>
       </w:tr>
       <w:tr>
-        <w:tblPrEx>
-          <w:tblCellMar>
-            <w:top w:w="0" w:type="dxa"/>
-            <w:bottom w:w="0" w:type="dxa"/>
-          </w:tblCellMar>
-        </w:tblPrEx>
         <w:tc>
           <w:tcPr>
             <w:tcW w:w="2520" w:type="dxa"/>
@@ -27077,12 +26093,6 @@
         </w:tc>
       </w:tr>
       <w:tr>
-        <w:tblPrEx>
-          <w:tblCellMar>
-            <w:top w:w="0" w:type="dxa"/>
-            <w:bottom w:w="0" w:type="dxa"/>
-          </w:tblCellMar>
-        </w:tblPrEx>
         <w:tc>
           <w:tcPr>
             <w:tcW w:w="2520" w:type="dxa"/>
@@ -27209,12 +26219,6 @@
         </w:tc>
       </w:tr>
       <w:tr>
-        <w:tblPrEx>
-          <w:tblCellMar>
-            <w:top w:w="0" w:type="dxa"/>
-            <w:bottom w:w="0" w:type="dxa"/>
-          </w:tblCellMar>
-        </w:tblPrEx>
         <w:tc>
           <w:tcPr>
             <w:tcW w:w="2520" w:type="dxa"/>
@@ -27293,12 +26297,6 @@
         </w:tc>
       </w:tr>
       <w:tr>
-        <w:tblPrEx>
-          <w:tblCellMar>
-            <w:top w:w="0" w:type="dxa"/>
-            <w:bottom w:w="0" w:type="dxa"/>
-          </w:tblCellMar>
-        </w:tblPrEx>
         <w:tc>
           <w:tcPr>
             <w:tcW w:w="2520" w:type="dxa"/>
@@ -27484,7 +26482,87 @@
         <w:szCs w:val="16"/>
         <w:lang w:val="es-MX"/>
       </w:rPr>
-      <w:t>Propuesta de Actualizacion — Diplomado Infraestructura en TI | Facultad de Ingenieria, UNAM | Version 1.0 — Marzo 2026</w:t>
+      <w:t xml:space="preserve">Propuesta de </w:t>
+    </w:r>
+    <w:proofErr w:type="spellStart"/>
+    <w:r>
+      <w:rPr>
+        <w:color w:val="666666"/>
+        <w:sz w:val="16"/>
+        <w:szCs w:val="16"/>
+        <w:lang w:val="es-MX"/>
+      </w:rPr>
+      <w:t>Actualizacion</w:t>
+    </w:r>
+    <w:proofErr w:type="spellEnd"/>
+    <w:r>
+      <w:rPr>
+        <w:color w:val="666666"/>
+        <w:sz w:val="16"/>
+        <w:szCs w:val="16"/>
+        <w:lang w:val="es-MX"/>
+      </w:rPr>
+      <w:t xml:space="preserve"> — Diplomado Infraestructura en TI | Facultad de </w:t>
+    </w:r>
+    <w:proofErr w:type="spellStart"/>
+    <w:r>
+      <w:rPr>
+        <w:color w:val="666666"/>
+        <w:sz w:val="16"/>
+        <w:szCs w:val="16"/>
+        <w:lang w:val="es-MX"/>
+      </w:rPr>
+      <w:t>Ingenieria</w:t>
+    </w:r>
+    <w:proofErr w:type="spellEnd"/>
+    <w:r>
+      <w:rPr>
+        <w:color w:val="666666"/>
+        <w:sz w:val="16"/>
+        <w:szCs w:val="16"/>
+        <w:lang w:val="es-MX"/>
+      </w:rPr>
+      <w:t xml:space="preserve">, UNAM | </w:t>
+    </w:r>
+    <w:proofErr w:type="spellStart"/>
+    <w:r>
+      <w:rPr>
+        <w:color w:val="666666"/>
+        <w:sz w:val="16"/>
+        <w:szCs w:val="16"/>
+        <w:lang w:val="es-MX"/>
+      </w:rPr>
+      <w:t>Version</w:t>
+    </w:r>
+    <w:proofErr w:type="spellEnd"/>
+    <w:r>
+      <w:rPr>
+        <w:color w:val="666666"/>
+        <w:sz w:val="16"/>
+        <w:szCs w:val="16"/>
+        <w:lang w:val="es-MX"/>
+      </w:rPr>
+      <w:t xml:space="preserve"> 1.0 — </w:t>
+    </w:r>
+    <w:proofErr w:type="gramStart"/>
+    <w:r>
+      <w:rPr>
+        <w:color w:val="666666"/>
+        <w:sz w:val="16"/>
+        <w:szCs w:val="16"/>
+        <w:lang w:val="es-MX"/>
+      </w:rPr>
+      <w:t>Marzo</w:t>
+    </w:r>
+    <w:proofErr w:type="gramEnd"/>
+    <w:r>
+      <w:rPr>
+        <w:color w:val="666666"/>
+        <w:sz w:val="16"/>
+        <w:szCs w:val="16"/>
+        <w:lang w:val="es-MX"/>
+      </w:rPr>
+      <w:t xml:space="preserve"> 2026</w:t>
     </w:r>
     <w:r>
       <w:rPr>
